--- a/tiedostot/templates/varoitus_template.docx
+++ b/tiedostot/templates/varoitus_template.docx
@@ -44,31 +44,11 @@
           </w:r>
         </w:sdtContent>
       </w:sdt>
-    </w:p>
-    <w:p>
-      <w:pPr>
-        <w:pStyle w:val="Eivli"/>
-      </w:pPr>
-      <w:r>
-        <w:t>TYÖNANTAJA</w:t>
-      </w:r>
-      <w:r>
-        <w:tab/>
-      </w:r>
-      <w:r>
-        <w:tab/>
-      </w:r>
-      <w:r>
-        <w:tab/>
-      </w:r>
-      <w:r>
-        <w:tab/>
-      </w:r>
-      <w:r>
-        <w:tab/>
-      </w:r>
-      <w:r>
-        <w:t>TYÖNTEKIJÄ</w:t>
+      <w:r>
+        <w:tab/>
+      </w:r>
+      <w:r>
+        <w:tab/>
       </w:r>
     </w:p>
     <w:p>
@@ -79,24 +59,90 @@
         </w:rPr>
       </w:pPr>
       <w:r>
-        <w:rPr>
-          <w:b/>
-        </w:rPr>
-        <w:t>____________________________________</w:t>
-      </w:r>
-      <w:r>
-        <w:tab/>
-      </w:r>
-      <w:r>
-        <w:tab/>
-      </w:r>
-      <w:r>
-        <w:rPr>
-          <w:b/>
-        </w:rPr>
-        <w:t>________________________________________</w:t>
-      </w:r>
-    </w:p>
+        <w:tab/>
+      </w:r>
+      <w:r>
+        <w:tab/>
+      </w:r>
+    </w:p>
+    <w:tbl>
+      <w:tblPr>
+        <w:tblStyle w:val="TaulukkoRuudukko"/>
+        <w:tblW w:w="0" w:type="auto"/>
+        <w:tblBorders>
+          <w:top w:val="none" w:sz="0" w:space="0" w:color="auto"/>
+          <w:left w:val="none" w:sz="0" w:space="0" w:color="auto"/>
+          <w:bottom w:val="none" w:sz="0" w:space="0" w:color="auto"/>
+          <w:right w:val="none" w:sz="0" w:space="0" w:color="auto"/>
+          <w:insideH w:val="none" w:sz="0" w:space="0" w:color="auto"/>
+          <w:insideV w:val="none" w:sz="0" w:space="0" w:color="auto"/>
+        </w:tblBorders>
+        <w:tblLook w:val="04A0" w:firstRow="1" w:lastRow="0" w:firstColumn="1" w:lastColumn="0" w:noHBand="0" w:noVBand="1"/>
+      </w:tblPr>
+      <w:tblGrid>
+        <w:gridCol w:w="6374"/>
+        <w:gridCol w:w="3254"/>
+      </w:tblGrid>
+      <w:tr>
+        <w:tc>
+          <w:tcPr>
+            <w:tcW w:w="6374" w:type="dxa"/>
+          </w:tcPr>
+          <w:p>
+            <w:pPr>
+              <w:pStyle w:val="Eivli"/>
+            </w:pPr>
+            <w:r>
+              <w:t>TYÖNANTAJA</w:t>
+            </w:r>
+            <w:r>
+              <w:tab/>
+            </w:r>
+          </w:p>
+          <w:p>
+            <w:pPr>
+              <w:pStyle w:val="Eivli"/>
+              <w:rPr>
+                <w:b/>
+              </w:rPr>
+            </w:pPr>
+            <w:r>
+              <w:rPr>
+                <w:b/>
+              </w:rPr>
+              <w:t>____________________________________</w:t>
+            </w:r>
+          </w:p>
+        </w:tc>
+        <w:tc>
+          <w:tcPr>
+            <w:tcW w:w="3254" w:type="dxa"/>
+          </w:tcPr>
+          <w:p>
+            <w:pPr>
+              <w:pStyle w:val="Eivli"/>
+            </w:pPr>
+            <w:r>
+              <w:t>TYÖNTEKIJÄ</w:t>
+            </w:r>
+          </w:p>
+          <w:p>
+            <w:pPr>
+              <w:pStyle w:val="Eivli"/>
+              <w:rPr>
+                <w:b/>
+              </w:rPr>
+            </w:pPr>
+            <w:r>
+              <w:rPr>
+                <w:b/>
+              </w:rPr>
+              <w:t>________________________________________</w:t>
+            </w:r>
+          </w:p>
+        </w:tc>
+      </w:tr>
+    </w:tbl>
     <w:p>
       <w:pPr>
         <w:pStyle w:val="Eivli"/>
@@ -141,7 +187,7 @@
         </w:tc>
         <w:sdt>
           <w:sdtPr>
-            <w:id w:val="-1341378319"/>
+            <w:id w:val="-1420399970"/>
             <w:placeholder>
               <w:docPart w:val="DefaultPlaceholder_-1854013440"/>
             </w:placeholder>
@@ -157,6 +203,9 @@
                   <w:pStyle w:val="Eivli"/>
                 </w:pPr>
                 <w:r>
+                  <w:rPr>
+                    <w:lang w:val="en-US"/>
+                  </w:rPr>
                   <w:t>${ftyonantaja}</w:t>
                 </w:r>
               </w:p>
@@ -178,7 +227,7 @@
         </w:tc>
         <w:sdt>
           <w:sdtPr>
-            <w:id w:val="1321312904"/>
+            <w:id w:val="1966766666"/>
             <w:placeholder>
               <w:docPart w:val="DefaultPlaceholder_-1854013440"/>
             </w:placeholder>
@@ -217,7 +266,7 @@
         </w:tc>
         <w:sdt>
           <w:sdtPr>
-            <w:id w:val="-1302379107"/>
+            <w:id w:val="1615486329"/>
             <w:placeholder>
               <w:docPart w:val="DefaultPlaceholder_-1854013440"/>
             </w:placeholder>
@@ -254,7 +303,7 @@
         </w:tc>
         <w:sdt>
           <w:sdtPr>
-            <w:id w:val="-1682112101"/>
+            <w:id w:val="32936102"/>
             <w:placeholder>
               <w:docPart w:val="DefaultPlaceholder_-1854013440"/>
             </w:placeholder>
@@ -293,7 +342,7 @@
         </w:tc>
         <w:sdt>
           <w:sdtPr>
-            <w:id w:val="163510534"/>
+            <w:id w:val="852771462"/>
             <w:placeholder>
               <w:docPart w:val="DefaultPlaceholder_-1854013440"/>
             </w:placeholder>
@@ -330,7 +379,7 @@
         </w:tc>
         <w:sdt>
           <w:sdtPr>
-            <w:id w:val="-1457173870"/>
+            <w:id w:val="867030030"/>
             <w:placeholder>
               <w:docPart w:val="DefaultPlaceholder_-1854013440"/>
             </w:placeholder>
@@ -369,7 +418,7 @@
         </w:tc>
         <w:sdt>
           <w:sdtPr>
-            <w:id w:val="-1700235661"/>
+            <w:id w:val="995383586"/>
             <w:placeholder>
               <w:docPart w:val="DefaultPlaceholder_-1854013440"/>
             </w:placeholder>
@@ -406,7 +455,7 @@
         </w:tc>
         <w:sdt>
           <w:sdtPr>
-            <w:id w:val="1169062124"/>
+            <w:id w:val="2002771555"/>
             <w:placeholder>
               <w:docPart w:val="DefaultPlaceholder_-1854013440"/>
             </w:placeholder>
@@ -445,7 +494,7 @@
         </w:tc>
         <w:sdt>
           <w:sdtPr>
-            <w:id w:val="950131242"/>
+            <w:id w:val="-1511980782"/>
             <w:placeholder>
               <w:docPart w:val="DefaultPlaceholder_-1854013440"/>
             </w:placeholder>
@@ -482,7 +531,7 @@
         </w:tc>
         <w:sdt>
           <w:sdtPr>
-            <w:id w:val="-888030010"/>
+            <w:id w:val="1392006289"/>
             <w:placeholder>
               <w:docPart w:val="DefaultPlaceholder_-1854013440"/>
             </w:placeholder>
@@ -593,6 +642,7 @@
         </w:placeholder>
         <w:text/>
       </w:sdtPr>
+      <w:sdtEndPr/>
       <w:sdtContent>
         <w:p>
           <w:pPr>
@@ -685,6 +735,115 @@
         <w:pStyle w:val="Eivli"/>
       </w:pPr>
     </w:p>
+    <w:tbl>
+      <w:tblPr>
+        <w:tblStyle w:val="TaulukkoRuudukko"/>
+        <w:tblW w:w="0" w:type="auto"/>
+        <w:tblBorders>
+          <w:top w:val="none" w:sz="0" w:space="0" w:color="auto"/>
+          <w:left w:val="none" w:sz="0" w:space="0" w:color="auto"/>
+          <w:bottom w:val="none" w:sz="0" w:space="0" w:color="auto"/>
+          <w:right w:val="none" w:sz="0" w:space="0" w:color="auto"/>
+          <w:insideH w:val="none" w:sz="0" w:space="0" w:color="auto"/>
+          <w:insideV w:val="none" w:sz="0" w:space="0" w:color="auto"/>
+        </w:tblBorders>
+        <w:tblLook w:val="04A0" w:firstRow="1" w:lastRow="0" w:firstColumn="1" w:lastColumn="0" w:noHBand="0" w:noVBand="1"/>
+      </w:tblPr>
+      <w:tblGrid>
+        <w:gridCol w:w="6516"/>
+        <w:gridCol w:w="4536"/>
+      </w:tblGrid>
+      <w:tr>
+        <w:tc>
+          <w:tcPr>
+            <w:tcW w:w="6516" w:type="dxa"/>
+          </w:tcPr>
+          <w:p>
+            <w:pPr>
+              <w:pStyle w:val="Eivli"/>
+              <w:rPr>
+                <w:b/>
+              </w:rPr>
+            </w:pPr>
+            <w:r>
+              <w:rPr>
+                <w:b/>
+              </w:rPr>
+              <w:t>___________________________________</w:t>
+            </w:r>
+            <w:r>
+              <w:rPr>
+                <w:b/>
+              </w:rPr>
+              <w:tab/>
+            </w:r>
+          </w:p>
+          <w:p>
+            <w:pPr>
+              <w:pStyle w:val="Eivli"/>
+            </w:pPr>
+            <w:sdt>
+              <w:sdtPr>
+                <w:id w:val="463468704"/>
+                <w:placeholder>
+                  <w:docPart w:val="7F188F8ED8804983B94358D7F3A789DB"/>
+                </w:placeholder>
+                <w:text/>
+              </w:sdtPr>
+              <w:sdtContent>
+                <w:r>
+                  <w:t>${johtaja}</w:t>
+                </w:r>
+              </w:sdtContent>
+            </w:sdt>
+          </w:p>
+        </w:tc>
+        <w:tc>
+          <w:tcPr>
+            <w:tcW w:w="4536" w:type="dxa"/>
+          </w:tcPr>
+          <w:p>
+            <w:pPr>
+              <w:pStyle w:val="Eivli"/>
+              <w:rPr>
+                <w:b/>
+              </w:rPr>
+            </w:pPr>
+            <w:r>
+              <w:rPr>
+                <w:b/>
+              </w:rPr>
+              <w:t>___________________________________</w:t>
+            </w:r>
+            <w:r>
+              <w:rPr>
+                <w:b/>
+              </w:rPr>
+              <w:tab/>
+            </w:r>
+          </w:p>
+          <w:sdt>
+            <w:sdtPr>
+              <w:id w:val="1063603300"/>
+              <w:placeholder>
+                <w:docPart w:val="DefaultPlaceholder_-1854013440"/>
+              </w:placeholder>
+              <w:text/>
+            </w:sdtPr>
+            <w:sdtContent>
+              <w:p>
+                <w:pPr>
+                  <w:pStyle w:val="Eivli"/>
+                </w:pPr>
+                <w:r>
+                  <w:t>${tekijaallakirjoitus}</w:t>
+                </w:r>
+              </w:p>
+            </w:sdtContent>
+          </w:sdt>
+        </w:tc>
+      </w:tr>
+    </w:tbl>
     <w:p>
       <w:pPr>
         <w:pStyle w:val="Eivli"/>
@@ -701,7 +860,7 @@
         <w:rPr>
           <w:b/>
         </w:rPr>
-        <w:t>___________________________________</w:t>
+        <w:tab/>
       </w:r>
       <w:r>
         <w:rPr>
@@ -709,12 +868,129 @@
         </w:rPr>
         <w:tab/>
       </w:r>
-      <w:r>
+    </w:p>
+    <w:p>
+      <w:pPr>
+        <w:pStyle w:val="Eivli"/>
+      </w:pPr>
+      <w:r>
+        <w:tab/>
+      </w:r>
+      <w:r>
+        <w:tab/>
+      </w:r>
+      <w:r>
+        <w:tab/>
+      </w:r>
+      <w:r>
+        <w:tab/>
+      </w:r>
+      <w:r>
+        <w:tab/>
+      </w:r>
+    </w:p>
+    <w:p>
+      <w:pPr>
+        <w:pStyle w:val="Eivli"/>
+      </w:pPr>
+    </w:p>
+    <w:p>
+      <w:pPr>
+        <w:pStyle w:val="Eivli"/>
+      </w:pPr>
+      <w:r>
+        <w:t>(Vaihtoehtoisesti, mikäli ei saada työntekijän kuittausta, kaksi todistaja)</w:t>
+      </w:r>
+    </w:p>
+    <w:p>
+      <w:pPr>
+        <w:pStyle w:val="Eivli"/>
+      </w:pPr>
+    </w:p>
+    <w:p>
+      <w:pPr>
+        <w:pStyle w:val="Eivli"/>
+      </w:pPr>
+      <w:r>
+        <w:t>Todistavat varoituksen annetuksi</w:t>
+      </w:r>
+    </w:p>
+    <w:p>
+      <w:pPr>
+        <w:pStyle w:val="Eivli"/>
+      </w:pPr>
+    </w:p>
+    <w:tbl>
+      <w:tblPr>
+        <w:tblStyle w:val="TaulukkoRuudukko"/>
+        <w:tblW w:w="0" w:type="auto"/>
+        <w:tblBorders>
+          <w:top w:val="none" w:sz="0" w:space="0" w:color="auto"/>
+          <w:left w:val="none" w:sz="0" w:space="0" w:color="auto"/>
+          <w:bottom w:val="none" w:sz="0" w:space="0" w:color="auto"/>
+          <w:right w:val="none" w:sz="0" w:space="0" w:color="auto"/>
+          <w:insideH w:val="none" w:sz="0" w:space="0" w:color="auto"/>
+          <w:insideV w:val="none" w:sz="0" w:space="0" w:color="auto"/>
+        </w:tblBorders>
+        <w:tblLook w:val="04A0" w:firstRow="1" w:lastRow="0" w:firstColumn="1" w:lastColumn="0" w:noHBand="0" w:noVBand="1"/>
+      </w:tblPr>
+      <w:tblGrid>
+        <w:gridCol w:w="6516"/>
+        <w:gridCol w:w="3112"/>
+      </w:tblGrid>
+      <w:tr>
+        <w:tc>
+          <w:tcPr>
+            <w:tcW w:w="6516" w:type="dxa"/>
+          </w:tcPr>
+          <w:p>
+            <w:pPr>
+              <w:pStyle w:val="Eivli"/>
+            </w:pPr>
+            <w:r>
+              <w:rPr>
+                <w:b/>
+              </w:rPr>
+              <w:t>___________________________________</w:t>
+            </w:r>
+            <w:r>
+              <w:rPr>
+                <w:b/>
+              </w:rPr>
+              <w:tab/>
+            </w:r>
+          </w:p>
+        </w:tc>
+        <w:tc>
+          <w:tcPr>
+            <w:tcW w:w="3112" w:type="dxa"/>
+          </w:tcPr>
+          <w:p>
+            <w:pPr>
+              <w:pStyle w:val="Eivli"/>
+            </w:pPr>
+            <w:r>
+              <w:rPr>
+                <w:b/>
+              </w:rPr>
+              <w:t>________________________________________</w:t>
+            </w:r>
+          </w:p>
+        </w:tc>
+      </w:tr>
+    </w:tbl>
+    <w:p>
+      <w:pPr>
+        <w:pStyle w:val="Eivli"/>
+      </w:pPr>
+    </w:p>
+    <w:p>
+      <w:pPr>
+        <w:pStyle w:val="Eivli"/>
         <w:rPr>
           <w:b/>
         </w:rPr>
-        <w:tab/>
-      </w:r>
+      </w:pPr>
       <w:r>
         <w:rPr>
           <w:b/>
@@ -725,129 +1001,7 @@
         <w:rPr>
           <w:b/>
         </w:rPr>
-        <w:t>________________________________________</w:t>
-      </w:r>
-    </w:p>
-    <w:p>
-      <w:pPr>
-        <w:pStyle w:val="Eivli"/>
-      </w:pPr>
-      <w:sdt>
-        <w:sdtPr>
-          <w:id w:val="463468704"/>
-          <w:placeholder>
-            <w:docPart w:val="DefaultPlaceholder_-1854013440"/>
-          </w:placeholder>
-          <w:text/>
-        </w:sdtPr>
-        <w:sdtContent>
-          <w:r>
-            <w:t>${johtaja}</w:t>
-          </w:r>
-        </w:sdtContent>
-      </w:sdt>
-      <w:r>
-        <w:tab/>
-      </w:r>
-      <w:r>
-        <w:tab/>
-      </w:r>
-      <w:r>
-        <w:tab/>
-      </w:r>
-      <w:r>
-        <w:tab/>
-      </w:r>
-      <w:r>
-        <w:tab/>
-      </w:r>
-      <w:sdt>
-        <w:sdtPr>
-          <w:id w:val="638150303"/>
-          <w:placeholder>
-            <w:docPart w:val="DefaultPlaceholder_-1854013440"/>
-          </w:placeholder>
-          <w:text/>
-        </w:sdtPr>
-        <w:sdtContent>
-          <w:r>
-            <w:t>${tekijaallekirjoitus}</w:t>
-          </w:r>
-        </w:sdtContent>
-      </w:sdt>
-    </w:p>
-    <w:p>
-      <w:pPr>
-        <w:pStyle w:val="Eivli"/>
-      </w:pPr>
-    </w:p>
-    <w:p>
-      <w:pPr>
-        <w:pStyle w:val="Eivli"/>
-      </w:pPr>
-      <w:r>
-        <w:t>(Vaihtoehtoisesti, mikäli ei saada työntekijän kuittausta, kaksi todistaja)</w:t>
-      </w:r>
-    </w:p>
-    <w:p>
-      <w:pPr>
-        <w:pStyle w:val="Eivli"/>
-      </w:pPr>
-    </w:p>
-    <w:p>
-      <w:pPr>
-        <w:pStyle w:val="Eivli"/>
-      </w:pPr>
-      <w:r>
-        <w:t>Todistavat varoituksen annetuksi</w:t>
-      </w:r>
-    </w:p>
-    <w:p>
-      <w:pPr>
-        <w:pStyle w:val="Eivli"/>
-      </w:pPr>
-    </w:p>
-    <w:p>
-      <w:pPr>
-        <w:pStyle w:val="Eivli"/>
-      </w:pPr>
-    </w:p>
-    <w:p>
-      <w:pPr>
-        <w:pStyle w:val="Eivli"/>
-        <w:rPr>
-          <w:b/>
-        </w:rPr>
-      </w:pPr>
-      <w:r>
-        <w:rPr>
-          <w:b/>
-        </w:rPr>
-        <w:t>___________________________________</w:t>
-      </w:r>
-      <w:r>
-        <w:rPr>
-          <w:b/>
-        </w:rPr>
-        <w:tab/>
-      </w:r>
-      <w:r>
-        <w:rPr>
-          <w:b/>
-        </w:rPr>
-        <w:tab/>
-      </w:r>
-      <w:r>
-        <w:rPr>
-          <w:b/>
-        </w:rPr>
-        <w:tab/>
-      </w:r>
-      <w:r>
-        <w:rPr>
-          <w:b/>
-        </w:rPr>
-        <w:t>________________________________________</w:t>
+        <w:tab/>
       </w:r>
     </w:p>
     <w:p>
@@ -1433,6 +1587,35 @@
         </w:p>
       </w:docPartBody>
     </w:docPart>
+    <w:docPart>
+      <w:docPartPr>
+        <w:name w:val="7F188F8ED8804983B94358D7F3A789DB"/>
+        <w:category>
+          <w:name w:val="Yleiset"/>
+          <w:gallery w:val="placeholder"/>
+        </w:category>
+        <w:types>
+          <w:type w:val="bbPlcHdr"/>
+        </w:types>
+        <w:behaviors>
+          <w:behavior w:val="content"/>
+        </w:behaviors>
+        <w:guid w:val="{C7C7A287-66E8-4B4D-8743-EB2641C44BD2}"/>
+      </w:docPartPr>
+      <w:docPartBody>
+        <w:p>
+          <w:pPr>
+            <w:pStyle w:val="7F188F8ED8804983B94358D7F3A789DB"/>
+          </w:pPr>
+          <w:r>
+            <w:rPr>
+              <w:rStyle w:val="Paikkamerkkiteksti"/>
+            </w:rPr>
+            <w:t>Kirjoita tekstiä napsauttamalla tai napauttamalla tätä.</w:t>
+          </w:r>
+        </w:p>
+      </w:docPartBody>
+    </w:docPart>
   </w:docParts>
 </w:glossaryDocument>
 </file>
@@ -1486,9 +1669,11 @@
   </w:compat>
   <w:rsids>
     <w:rsidRoot w:val="006F267F"/>
+    <w:rsid w:val="00223732"/>
     <w:rsid w:val="006F267F"/>
     <w:rsid w:val="00807AA9"/>
     <w:rsid w:val="00AE4B40"/>
+    <w:rsid w:val="00D4217F"/>
     <w:rsid w:val="00DD05F7"/>
   </w:rsids>
   <m:mathPr>
@@ -1939,7 +2124,7 @@
     <w:basedOn w:val="Kappaleenoletusfontti"/>
     <w:uiPriority w:val="99"/>
     <w:semiHidden/>
-    <w:rsid w:val="00DD05F7"/>
+    <w:rsid w:val="00223732"/>
     <w:rPr>
       <w:color w:val="808080"/>
     </w:rPr>
@@ -2031,6 +2216,26 @@
   <w:style w:type="paragraph" w:customStyle="1" w:styleId="7C2C9A3F22B34E1C83A207331919F3D9">
     <w:name w:val="7C2C9A3F22B34E1C83A207331919F3D9"/>
     <w:rsid w:val="00DD05F7"/>
+  </w:style>
+  <w:style w:type="paragraph" w:customStyle="1" w:styleId="FD2CED88BEA9470BB726A4A1D7CAAD8E">
+    <w:name w:val="FD2CED88BEA9470BB726A4A1D7CAAD8E"/>
+    <w:rsid w:val="00223732"/>
+  </w:style>
+  <w:style w:type="paragraph" w:customStyle="1" w:styleId="9C167CB090E8408CB33F48FB827F6453">
+    <w:name w:val="9C167CB090E8408CB33F48FB827F6453"/>
+    <w:rsid w:val="00223732"/>
+  </w:style>
+  <w:style w:type="paragraph" w:customStyle="1" w:styleId="48764AA23FB049EDBDB701260FD35C0B">
+    <w:name w:val="48764AA23FB049EDBDB701260FD35C0B"/>
+    <w:rsid w:val="00223732"/>
+  </w:style>
+  <w:style w:type="paragraph" w:customStyle="1" w:styleId="DB8D30D777AF4C8CA37D7E17FADE6C5A">
+    <w:name w:val="DB8D30D777AF4C8CA37D7E17FADE6C5A"/>
+    <w:rsid w:val="00223732"/>
+  </w:style>
+  <w:style w:type="paragraph" w:customStyle="1" w:styleId="7F188F8ED8804983B94358D7F3A789DB">
+    <w:name w:val="7F188F8ED8804983B94358D7F3A789DB"/>
+    <w:rsid w:val="00223732"/>
   </w:style>
 </w:styles>
 </file>

--- a/tiedostot/templates/varoitus_template.docx
+++ b/tiedostot/templates/varoitus_template.docx
@@ -187,7 +187,7 @@
         </w:tc>
         <w:sdt>
           <w:sdtPr>
-            <w:id w:val="-1420399970"/>
+            <w:id w:val="619807392"/>
             <w:placeholder>
               <w:docPart w:val="DefaultPlaceholder_-1854013440"/>
             </w:placeholder>
@@ -227,7 +227,7 @@
         </w:tc>
         <w:sdt>
           <w:sdtPr>
-            <w:id w:val="1966766666"/>
+            <w:id w:val="1294096575"/>
             <w:placeholder>
               <w:docPart w:val="DefaultPlaceholder_-1854013440"/>
             </w:placeholder>
@@ -266,7 +266,7 @@
         </w:tc>
         <w:sdt>
           <w:sdtPr>
-            <w:id w:val="1615486329"/>
+            <w:id w:val="-56250974"/>
             <w:placeholder>
               <w:docPart w:val="DefaultPlaceholder_-1854013440"/>
             </w:placeholder>
@@ -303,7 +303,7 @@
         </w:tc>
         <w:sdt>
           <w:sdtPr>
-            <w:id w:val="32936102"/>
+            <w:id w:val="-367832529"/>
             <w:placeholder>
               <w:docPart w:val="DefaultPlaceholder_-1854013440"/>
             </w:placeholder>
@@ -340,30 +340,19 @@
             </w:r>
           </w:p>
         </w:tc>
-        <w:sdt>
-          <w:sdtPr>
-            <w:id w:val="852771462"/>
-            <w:placeholder>
-              <w:docPart w:val="DefaultPlaceholder_-1854013440"/>
-            </w:placeholder>
-            <w:text/>
-          </w:sdtPr>
-          <w:sdtContent>
-            <w:tc>
-              <w:tcPr>
-                <w:tcW w:w="4824" w:type="dxa"/>
-              </w:tcPr>
-              <w:p>
-                <w:pPr>
-                  <w:pStyle w:val="Eivli"/>
-                </w:pPr>
-                <w:r>
-                  <w:t>${fy_tunnus}</w:t>
-                </w:r>
-              </w:p>
-            </w:tc>
-          </w:sdtContent>
-        </w:sdt>
+        <w:tc>
+          <w:tcPr>
+            <w:tcW w:w="4824" w:type="dxa"/>
+          </w:tcPr>
+          <w:p>
+            <w:pPr>
+              <w:pStyle w:val="Eivli"/>
+            </w:pPr>
+            <w:r>
+              <w:t>${fy_tunnus}</w:t>
+            </w:r>
+          </w:p>
+        </w:tc>
         <w:tc>
           <w:tcPr>
             <w:tcW w:w="1658" w:type="dxa"/>
@@ -379,7 +368,7 @@
         </w:tc>
         <w:sdt>
           <w:sdtPr>
-            <w:id w:val="867030030"/>
+            <w:id w:val="-1103265934"/>
             <w:placeholder>
               <w:docPart w:val="DefaultPlaceholder_-1854013440"/>
             </w:placeholder>
@@ -418,7 +407,7 @@
         </w:tc>
         <w:sdt>
           <w:sdtPr>
-            <w:id w:val="995383586"/>
+            <w:id w:val="-1296985120"/>
             <w:placeholder>
               <w:docPart w:val="DefaultPlaceholder_-1854013440"/>
             </w:placeholder>
@@ -455,7 +444,7 @@
         </w:tc>
         <w:sdt>
           <w:sdtPr>
-            <w:id w:val="2002771555"/>
+            <w:id w:val="1014196734"/>
             <w:placeholder>
               <w:docPart w:val="DefaultPlaceholder_-1854013440"/>
             </w:placeholder>
@@ -494,7 +483,7 @@
         </w:tc>
         <w:sdt>
           <w:sdtPr>
-            <w:id w:val="-1511980782"/>
+            <w:id w:val="187185141"/>
             <w:placeholder>
               <w:docPart w:val="DefaultPlaceholder_-1854013440"/>
             </w:placeholder>
@@ -531,7 +520,7 @@
         </w:tc>
         <w:sdt>
           <w:sdtPr>
-            <w:id w:val="1392006289"/>
+            <w:id w:val="-11535277"/>
             <w:placeholder>
               <w:docPart w:val="DefaultPlaceholder_-1854013440"/>
             </w:placeholder>
@@ -790,6 +779,7 @@
                 </w:placeholder>
                 <w:text/>
               </w:sdtPr>
+              <w:sdtEndPr/>
               <w:sdtContent>
                 <w:r>
                   <w:t>${johtaja}</w:t>
@@ -824,7 +814,7 @@
           </w:p>
           <w:sdt>
             <w:sdtPr>
-              <w:id w:val="1063603300"/>
+              <w:id w:val="2108384854"/>
               <w:placeholder>
                 <w:docPart w:val="DefaultPlaceholder_-1854013440"/>
               </w:placeholder>
@@ -1025,54 +1015,6 @@
     <w:p>
       <w:pPr>
         <w:pStyle w:val="Eivli"/>
-      </w:pPr>
-    </w:p>
-    <w:p>
-      <w:pPr>
-        <w:pStyle w:val="Eivli"/>
-      </w:pPr>
-    </w:p>
-    <w:p>
-      <w:pPr>
-        <w:pStyle w:val="Eivli"/>
-      </w:pPr>
-    </w:p>
-    <w:p>
-      <w:pPr>
-        <w:pStyle w:val="Eivli"/>
-      </w:pPr>
-    </w:p>
-    <w:p>
-      <w:pPr>
-        <w:pStyle w:val="Eivli"/>
-      </w:pPr>
-    </w:p>
-    <w:p>
-      <w:pPr>
-        <w:pStyle w:val="Eivli"/>
-      </w:pPr>
-    </w:p>
-    <w:p>
-      <w:pPr>
-        <w:pStyle w:val="Eivli"/>
-      </w:pPr>
-    </w:p>
-    <w:p>
-      <w:pPr>
-        <w:pStyle w:val="Eivli"/>
-      </w:pPr>
-    </w:p>
-    <w:p>
-      <w:pPr>
-        <w:pStyle w:val="Eivli"/>
-      </w:pPr>
-    </w:p>
-    <w:p>
-      <w:pPr>
-        <w:pStyle w:val="Eivli"/>
-        <w:pBdr>
-          <w:bottom w:val="single" w:sz="12" w:space="1" w:color="auto"/>
-        </w:pBdr>
       </w:pPr>
     </w:p>
     <w:p>
@@ -1669,7 +1611,10 @@
   </w:compat>
   <w:rsids>
     <w:rsidRoot w:val="006F267F"/>
+    <w:rsid w:val="001636DA"/>
     <w:rsid w:val="00223732"/>
+    <w:rsid w:val="002E50BC"/>
+    <w:rsid w:val="006C6889"/>
     <w:rsid w:val="006F267F"/>
     <w:rsid w:val="00807AA9"/>
     <w:rsid w:val="00AE4B40"/>

--- a/tiedostot/templates/varoitus_template.docx
+++ b/tiedostot/templates/varoitus_template.docx
@@ -187,7 +187,7 @@
         </w:tc>
         <w:sdt>
           <w:sdtPr>
-            <w:id w:val="619807392"/>
+            <w:id w:val="2111930224"/>
             <w:placeholder>
               <w:docPart w:val="DefaultPlaceholder_-1854013440"/>
             </w:placeholder>
@@ -203,10 +203,7 @@
                   <w:pStyle w:val="Eivli"/>
                 </w:pPr>
                 <w:r>
-                  <w:rPr>
-                    <w:lang w:val="en-US"/>
-                  </w:rPr>
-                  <w:t>${ftyonantaja}</w:t>
+                  <w:t>${tyonantaja}</w:t>
                 </w:r>
               </w:p>
             </w:tc>
@@ -227,7 +224,7 @@
         </w:tc>
         <w:sdt>
           <w:sdtPr>
-            <w:id w:val="1294096575"/>
+            <w:id w:val="2034760890"/>
             <w:placeholder>
               <w:docPart w:val="DefaultPlaceholder_-1854013440"/>
             </w:placeholder>
@@ -266,7 +263,7 @@
         </w:tc>
         <w:sdt>
           <w:sdtPr>
-            <w:id w:val="-56250974"/>
+            <w:id w:val="-1685578110"/>
             <w:placeholder>
               <w:docPart w:val="DefaultPlaceholder_-1854013440"/>
             </w:placeholder>
@@ -282,7 +279,7 @@
                   <w:pStyle w:val="Eivli"/>
                 </w:pPr>
                 <w:r>
-                  <w:t>${fosoite}</w:t>
+                  <w:t>${osoite}</w:t>
                 </w:r>
               </w:p>
             </w:tc>
@@ -303,7 +300,7 @@
         </w:tc>
         <w:sdt>
           <w:sdtPr>
-            <w:id w:val="-367832529"/>
+            <w:id w:val="-1587683436"/>
             <w:placeholder>
               <w:docPart w:val="DefaultPlaceholder_-1854013440"/>
             </w:placeholder>
@@ -340,19 +337,30 @@
             </w:r>
           </w:p>
         </w:tc>
-        <w:tc>
-          <w:tcPr>
-            <w:tcW w:w="4824" w:type="dxa"/>
-          </w:tcPr>
-          <w:p>
-            <w:pPr>
-              <w:pStyle w:val="Eivli"/>
-            </w:pPr>
-            <w:r>
-              <w:t>${fy_tunnus}</w:t>
-            </w:r>
-          </w:p>
-        </w:tc>
+        <w:sdt>
+          <w:sdtPr>
+            <w:id w:val="-1936579101"/>
+            <w:placeholder>
+              <w:docPart w:val="DefaultPlaceholder_-1854013440"/>
+            </w:placeholder>
+            <w:text/>
+          </w:sdtPr>
+          <w:sdtContent>
+            <w:tc>
+              <w:tcPr>
+                <w:tcW w:w="4824" w:type="dxa"/>
+              </w:tcPr>
+              <w:p>
+                <w:pPr>
+                  <w:pStyle w:val="Eivli"/>
+                </w:pPr>
+                <w:r>
+                  <w:t>${y_tunnus}</w:t>
+                </w:r>
+              </w:p>
+            </w:tc>
+          </w:sdtContent>
+        </w:sdt>
         <w:tc>
           <w:tcPr>
             <w:tcW w:w="1658" w:type="dxa"/>
@@ -368,7 +376,7 @@
         </w:tc>
         <w:sdt>
           <w:sdtPr>
-            <w:id w:val="-1103265934"/>
+            <w:id w:val="-1498645346"/>
             <w:placeholder>
               <w:docPart w:val="DefaultPlaceholder_-1854013440"/>
             </w:placeholder>
@@ -384,7 +392,7 @@
                   <w:pStyle w:val="Eivli"/>
                 </w:pPr>
                 <w:r>
-                  <w:t>${tekijan_henkilotunnus}</w:t>
+                  <w:t>${henkilotunnus}</w:t>
                 </w:r>
               </w:p>
             </w:tc>
@@ -407,7 +415,7 @@
         </w:tc>
         <w:sdt>
           <w:sdtPr>
-            <w:id w:val="-1296985120"/>
+            <w:id w:val="-716974137"/>
             <w:placeholder>
               <w:docPart w:val="DefaultPlaceholder_-1854013440"/>
             </w:placeholder>
@@ -423,7 +431,7 @@
                   <w:pStyle w:val="Eivli"/>
                 </w:pPr>
                 <w:r>
-                  <w:t>${fpuhelin}</w:t>
+                  <w:t>${puhelin}</w:t>
                 </w:r>
               </w:p>
             </w:tc>
@@ -444,7 +452,7 @@
         </w:tc>
         <w:sdt>
           <w:sdtPr>
-            <w:id w:val="1014196734"/>
+            <w:id w:val="-1922402718"/>
             <w:placeholder>
               <w:docPart w:val="DefaultPlaceholder_-1854013440"/>
             </w:placeholder>
@@ -483,7 +491,7 @@
         </w:tc>
         <w:sdt>
           <w:sdtPr>
-            <w:id w:val="187185141"/>
+            <w:id w:val="-1447769923"/>
             <w:placeholder>
               <w:docPart w:val="DefaultPlaceholder_-1854013440"/>
             </w:placeholder>
@@ -520,7 +528,7 @@
         </w:tc>
         <w:sdt>
           <w:sdtPr>
-            <w:id w:val="-11535277"/>
+            <w:id w:val="-1935973490"/>
             <w:placeholder>
               <w:docPart w:val="DefaultPlaceholder_-1854013440"/>
             </w:placeholder>
@@ -651,6 +659,28 @@
         </w:p>
       </w:sdtContent>
     </w:sdt>
+    <w:p>
+      <w:pPr>
+        <w:spacing w:after="0" w:line="240" w:lineRule="auto"/>
+        <w:rPr>
+          <w:rFonts w:eastAsia="Times New Roman" w:cs="Times New Roman"/>
+        </w:rPr>
+      </w:pPr>
+    </w:p>
+    <w:p>
+      <w:pPr>
+        <w:spacing w:after="0" w:line="240" w:lineRule="auto"/>
+        <w:rPr>
+          <w:rFonts w:eastAsia="Times New Roman" w:cs="Times New Roman"/>
+        </w:rPr>
+      </w:pPr>
+      <w:r>
+        <w:rPr>
+          <w:rFonts w:eastAsia="Times New Roman" w:cs="Times New Roman"/>
+        </w:rPr>
+        <w:t>Edellytämme irtisanomisen uhalla, että työntekijä huolehtii siitä, ettei tämänkaltainen menettely toistu. Mikäli työntekijä jatkossa rikkoo työsuhteesta johtuvia velvollisuuksiaan, työnantaja voi irtisanoa työsuhteen</w:t>
+      </w:r>
+    </w:p>
     <w:p>
       <w:pPr>
         <w:pStyle w:val="Eivli"/>
@@ -814,7 +844,7 @@
           </w:p>
           <w:sdt>
             <w:sdtPr>
-              <w:id w:val="2108384854"/>
+              <w:id w:val="-163715348"/>
               <w:placeholder>
                 <w:docPart w:val="DefaultPlaceholder_-1854013440"/>
               </w:placeholder>
@@ -826,7 +856,7 @@
                   <w:pStyle w:val="Eivli"/>
                 </w:pPr>
                 <w:r>
-                  <w:t>${tekijaallakirjoitus}</w:t>
+                  <w:t>${allekirjoitus}</w:t>
                 </w:r>
               </w:p>
             </w:sdtContent>
@@ -1612,6 +1642,7 @@
   <w:rsids>
     <w:rsidRoot w:val="006F267F"/>
     <w:rsid w:val="001636DA"/>
+    <w:rsid w:val="001E6F85"/>
     <w:rsid w:val="00223732"/>
     <w:rsid w:val="002E50BC"/>
     <w:rsid w:val="006C6889"/>
@@ -1619,6 +1650,7 @@
     <w:rsid w:val="00807AA9"/>
     <w:rsid w:val="00AE4B40"/>
     <w:rsid w:val="00D4217F"/>
+    <w:rsid w:val="00D511E3"/>
     <w:rsid w:val="00DD05F7"/>
   </w:rsids>
   <m:mathPr>
